--- a/practical-3/practical3.docx
+++ b/practical-3/practical3.docx
@@ -11,220 +11,6 @@
           <w:sz w:val="17"/>
         </w:rPr>
       </w:pPr>
-      <w:r>
-        <w:rPr>
-          <w:rFonts w:ascii="Times New Roman"/>
-          <w:noProof/>
-          <w:sz w:val="17"/>
-        </w:rPr>
-        <mc:AlternateContent>
-          <mc:Choice Requires="wpg">
-            <w:drawing>
-              <wp:anchor distT="0" distB="0" distL="0" distR="0" simplePos="0" relativeHeight="15728640" behindDoc="0" locked="0" layoutInCell="1" allowOverlap="1" wp14:anchorId="590C7188" wp14:editId="4D6C43AD">
-                <wp:simplePos x="0" y="0"/>
-                <wp:positionH relativeFrom="page">
-                  <wp:posOffset>933450</wp:posOffset>
-                </wp:positionH>
-                <wp:positionV relativeFrom="page">
-                  <wp:posOffset>914400</wp:posOffset>
-                </wp:positionV>
-                <wp:extent cx="6029325" cy="8513445"/>
-                <wp:effectExtent l="0" t="0" r="0" b="0"/>
-                <wp:wrapNone/>
-                <wp:docPr id="2" name="Group 2" descr="WhatsApp Image 2026-08-17 at 2.54.15 PM.jpeg"/>
-                <wp:cNvGraphicFramePr>
-                  <a:graphicFrameLocks xmlns:a="http://schemas.openxmlformats.org/drawingml/2006/main"/>
-                </wp:cNvGraphicFramePr>
-                <a:graphic xmlns:a="http://schemas.openxmlformats.org/drawingml/2006/main">
-                  <a:graphicData uri="http://schemas.microsoft.com/office/word/2010/wordprocessingGroup">
-                    <wpg:wgp>
-                      <wpg:cNvGrpSpPr>
-                        <a:grpSpLocks/>
-                      </wpg:cNvGrpSpPr>
-                      <wpg:grpSpPr>
-                        <a:xfrm>
-                          <a:off x="0" y="0"/>
-                          <a:ext cx="6029325" cy="8513445"/>
-                          <a:chOff x="0" y="0"/>
-                          <a:chExt cx="6029325" cy="8513445"/>
-                        </a:xfrm>
-                      </wpg:grpSpPr>
-                      <pic:pic xmlns:pic="http://schemas.openxmlformats.org/drawingml/2006/picture">
-                        <pic:nvPicPr>
-                          <pic:cNvPr id="3" name="Image 3" descr="WhatsApp Image 2026-08-17 at 2.54.15 PM.jpeg"/>
-                          <pic:cNvPicPr/>
-                        </pic:nvPicPr>
-                        <pic:blipFill>
-                          <a:blip r:embed="rId7" cstate="print"/>
-                          <a:stretch>
-                            <a:fillRect/>
-                          </a:stretch>
-                        </pic:blipFill>
-                        <pic:spPr>
-                          <a:xfrm>
-                            <a:off x="0" y="0"/>
-                            <a:ext cx="6029071" cy="8513445"/>
-                          </a:xfrm>
-                          <a:prstGeom prst="rect">
-                            <a:avLst/>
-                          </a:prstGeom>
-                        </pic:spPr>
-                      </pic:pic>
-                      <wps:wsp>
-                        <wps:cNvPr id="4" name="Graphic 4"/>
-                        <wps:cNvSpPr/>
-                        <wps:spPr>
-                          <a:xfrm>
-                            <a:off x="638175" y="295275"/>
-                            <a:ext cx="4733925" cy="295275"/>
-                          </a:xfrm>
-                          <a:custGeom>
-                            <a:avLst/>
-                            <a:gdLst/>
-                            <a:ahLst/>
-                            <a:cxnLst/>
-                            <a:rect l="l" t="t" r="r" b="b"/>
-                            <a:pathLst>
-                              <a:path w="4733925" h="295275">
-                                <a:moveTo>
-                                  <a:pt x="4733925" y="0"/>
-                                </a:moveTo>
-                                <a:lnTo>
-                                  <a:pt x="0" y="0"/>
-                                </a:lnTo>
-                                <a:lnTo>
-                                  <a:pt x="0" y="295275"/>
-                                </a:lnTo>
-                                <a:lnTo>
-                                  <a:pt x="4733925" y="295275"/>
-                                </a:lnTo>
-                                <a:lnTo>
-                                  <a:pt x="4733925" y="0"/>
-                                </a:lnTo>
-                                <a:close/>
-                              </a:path>
-                            </a:pathLst>
-                          </a:custGeom>
-                          <a:solidFill>
-                            <a:srgbClr val="FFFFFF"/>
-                          </a:solidFill>
-                        </wps:spPr>
-                        <wps:bodyPr wrap="square" lIns="0" tIns="0" rIns="0" bIns="0" rtlCol="0">
-                          <a:prstTxWarp prst="textNoShape">
-                            <a:avLst/>
-                          </a:prstTxWarp>
-                          <a:noAutofit/>
-                        </wps:bodyPr>
-                      </wps:wsp>
-                      <wps:wsp>
-                        <wps:cNvPr id="5" name="Graphic 5"/>
-                        <wps:cNvSpPr/>
-                        <wps:spPr>
-                          <a:xfrm>
-                            <a:off x="638175" y="295275"/>
-                            <a:ext cx="4733925" cy="295275"/>
-                          </a:xfrm>
-                          <a:custGeom>
-                            <a:avLst/>
-                            <a:gdLst/>
-                            <a:ahLst/>
-                            <a:cxnLst/>
-                            <a:rect l="l" t="t" r="r" b="b"/>
-                            <a:pathLst>
-                              <a:path w="4733925" h="295275">
-                                <a:moveTo>
-                                  <a:pt x="0" y="295275"/>
-                                </a:moveTo>
-                                <a:lnTo>
-                                  <a:pt x="4733925" y="295275"/>
-                                </a:lnTo>
-                                <a:lnTo>
-                                  <a:pt x="4733925" y="0"/>
-                                </a:lnTo>
-                                <a:lnTo>
-                                  <a:pt x="0" y="0"/>
-                                </a:lnTo>
-                                <a:lnTo>
-                                  <a:pt x="0" y="295275"/>
-                                </a:lnTo>
-                                <a:close/>
-                              </a:path>
-                            </a:pathLst>
-                          </a:custGeom>
-                          <a:ln w="9525">
-                            <a:solidFill>
-                              <a:srgbClr val="FFFFFF"/>
-                            </a:solidFill>
-                            <a:prstDash val="solid"/>
-                          </a:ln>
-                        </wps:spPr>
-                        <wps:bodyPr wrap="square" lIns="0" tIns="0" rIns="0" bIns="0" rtlCol="0">
-                          <a:prstTxWarp prst="textNoShape">
-                            <a:avLst/>
-                          </a:prstTxWarp>
-                          <a:noAutofit/>
-                        </wps:bodyPr>
-                      </wps:wsp>
-                    </wpg:wgp>
-                  </a:graphicData>
-                </a:graphic>
-              </wp:anchor>
-            </w:drawing>
-          </mc:Choice>
-          <mc:Fallback>
-            <w:pict>
-              <v:group w14:anchorId="4FB2EACF" id="Group 2" o:spid="_x0000_s1026" alt="WhatsApp Image 2026-08-17 at 2.54.15 PM.jpeg" style="position:absolute;margin-left:73.5pt;margin-top:1in;width:474.75pt;height:670.35pt;z-index:15728640;mso-wrap-distance-left:0;mso-wrap-distance-right:0;mso-position-horizontal-relative:page;mso-position-vertical-relative:page" coordsize="60293,85134" o:gfxdata="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">
-                <v:shapetype id="_x0000_t75" coordsize="21600,21600" o:spt="75" o:preferrelative="t" path="m@4@5l@4@11@9@11@9@5xe" filled="f" stroked="f">
-                  <v:stroke joinstyle="miter"/>
-                  <v:formulas>
-                    <v:f eqn="if lineDrawn pixelLineWidth 0"/>
-                    <v:f eqn="sum @0 1 0"/>
-                    <v:f eqn="sum 0 0 @1"/>
-                    <v:f eqn="prod @2 1 2"/>
-                    <v:f eqn="prod @3 21600 pixelWidth"/>
-                    <v:f eqn="prod @3 21600 pixelHeight"/>
-                    <v:f eqn="sum @0 0 1"/>
-                    <v:f eqn="prod @6 1 2"/>
-                    <v:f eqn="prod @7 21600 pixelWidth"/>
-                    <v:f eqn="sum @8 21600 0"/>
-                    <v:f eqn="prod @7 21600 pixelHeight"/>
-                    <v:f eqn="sum @10 21600 0"/>
-                  </v:formulas>
-                  <v:path o:extrusionok="f" gradientshapeok="t" o:connecttype="rect"/>
-                  <o:lock v:ext="edit" aspectratio="t"/>
-                </v:shapetype>
-                <v:shape id="Image 3" o:spid="_x0000_s1027" type="#_x0000_t75" alt="WhatsApp Image 2026-08-17 at 2.54.15 PM.jpeg" style="position:absolute;width:60290;height:85134;visibility:visible;mso-wrap-style:square" o:gfxdata="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">
-                  <v:imagedata r:id="rId8" o:title="WhatsApp Image 2026-08-17 at 2.54.15 PM"/>
-                </v:shape>
-                <v:shape id="Graphic 4" o:spid="_x0000_s1028" style="position:absolute;left:6381;top:2952;width:47340;height:2953;visibility:visible;mso-wrap-style:square;v-text-anchor:top" coordsize="4733925,295275" o:gfxdata="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" path="m4733925,l,,,295275r4733925,l4733925,xe" stroked="f">
-                  <v:path arrowok="t"/>
-                </v:shape>
-                <v:shape id="Graphic 5" o:spid="_x0000_s1029" style="position:absolute;left:6381;top:2952;width:47340;height:2953;visibility:visible;mso-wrap-style:square;v-text-anchor:top" coordsize="4733925,295275" o:gfxdata="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" path="m,295275r4733925,l4733925,,,,,295275xe" filled="f" strokecolor="white">
-                  <v:path arrowok="t"/>
-                </v:shape>
-                <w10:wrap anchorx="page" anchory="page"/>
-              </v:group>
-            </w:pict>
-          </mc:Fallback>
-        </mc:AlternateContent>
-      </w:r>
-    </w:p>
-    <w:p>
-      <w:pPr>
-        <w:pStyle w:val="BodyText"/>
-        <w:rPr>
-          <w:rFonts w:ascii="Times New Roman"/>
-          <w:sz w:val="17"/>
-        </w:rPr>
-        <w:sectPr>
-          <w:headerReference w:type="default" r:id="rId9"/>
-          <w:type w:val="continuous"/>
-          <w:pgSz w:w="12240" w:h="15840"/>
-          <w:pgMar w:top="1340" w:right="1440" w:bottom="280" w:left="1440" w:header="756" w:footer="0" w:gutter="0"/>
-          <w:pgNumType w:start="1"/>
-          <w:cols w:space="720"/>
-        </w:sectPr>
-      </w:pPr>
     </w:p>
     <w:p>
       <w:pPr>
@@ -232,7 +18,6 @@
         <w:spacing w:line="276" w:lineRule="auto"/>
       </w:pPr>
       <w:r>
-        <w:lastRenderedPageBreak/>
         <w:t>Practical 3: Sorting Algorithms: Comparison-</w:t>
       </w:r>
       <w:proofErr w:type="spellStart"/>
@@ -650,7 +435,7 @@
           <w:sz w:val="24"/>
         </w:rPr>
       </w:pPr>
-      <w:hyperlink r:id="rId10" w:history="1">
+      <w:hyperlink r:id="rId7" w:history="1">
         <w:r>
           <w:rPr>
             <w:rStyle w:val="Hyperlink"/>
@@ -708,8 +493,15 @@
           <w:sz w:val="24"/>
         </w:rPr>
         <w:sectPr>
+          <w:headerReference w:type="default" r:id="rId8"/>
           <w:pgSz w:w="12240" w:h="15840"/>
           <w:pgMar w:top="1340" w:right="1440" w:bottom="280" w:left="1440" w:header="752" w:footer="0" w:gutter="0"/>
+          <w:pgBorders w:offsetFrom="page">
+            <w:top w:val="single" w:sz="4" w:space="24" w:color="auto"/>
+            <w:left w:val="single" w:sz="4" w:space="24" w:color="auto"/>
+            <w:bottom w:val="single" w:sz="4" w:space="24" w:color="auto"/>
+            <w:right w:val="single" w:sz="4" w:space="24" w:color="auto"/>
+          </w:pgBorders>
           <w:cols w:space="720"/>
         </w:sectPr>
       </w:pPr>
@@ -717,6 +509,7 @@
         <w:rPr>
           <w:rFonts w:ascii="Times New Roman"/>
           <w:b/>
+          <w:noProof/>
           <w:sz w:val="24"/>
         </w:rPr>
         <w:lastRenderedPageBreak/>
@@ -736,7 +529,7 @@
                     <pic:cNvPicPr/>
                   </pic:nvPicPr>
                   <pic:blipFill>
-                    <a:blip r:embed="rId11"/>
+                    <a:blip r:embed="rId9"/>
                     <a:stretch>
                       <a:fillRect/>
                     </a:stretch>
@@ -865,13 +658,7 @@
         <w:ind w:right="36"/>
       </w:pPr>
       <w:r>
-        <w:t xml:space="preserve">Get </w:t>
-      </w:r>
-      <w:r>
-        <w:t>to</w:t>
-      </w:r>
-      <w:r>
-        <w:t xml:space="preserve"> know about</w:t>
+        <w:t>Get to know about</w:t>
       </w:r>
       <w:r>
         <w:rPr>
@@ -880,10 +667,7 @@
         <w:t xml:space="preserve"> </w:t>
       </w:r>
       <w:r>
-        <w:t>implement</w:t>
-      </w:r>
-      <w:r>
-        <w:t>ing</w:t>
+        <w:t>implementing</w:t>
       </w:r>
       <w:r>
         <w:rPr>
@@ -1417,6 +1201,12 @@
         <w:sectPr>
           <w:pgSz w:w="12240" w:h="15840"/>
           <w:pgMar w:top="1340" w:right="1440" w:bottom="280" w:left="1440" w:header="752" w:footer="0" w:gutter="0"/>
+          <w:pgBorders w:offsetFrom="page">
+            <w:top w:val="single" w:sz="4" w:space="24" w:color="auto"/>
+            <w:left w:val="single" w:sz="4" w:space="24" w:color="auto"/>
+            <w:bottom w:val="single" w:sz="4" w:space="24" w:color="auto"/>
+            <w:right w:val="single" w:sz="4" w:space="24" w:color="auto"/>
+          </w:pgBorders>
           <w:cols w:space="720"/>
         </w:sectPr>
       </w:pPr>
@@ -1460,7 +1250,7 @@
           <w:sz w:val="24"/>
         </w:rPr>
       </w:pPr>
-      <w:hyperlink r:id="rId12" w:history="1">
+      <w:hyperlink r:id="rId10" w:history="1">
         <w:r>
           <w:rPr>
             <w:rStyle w:val="Hyperlink"/>
@@ -1514,6 +1304,7 @@
         <w:rPr>
           <w:rFonts w:ascii="Times New Roman"/>
           <w:b/>
+          <w:noProof/>
           <w:sz w:val="24"/>
         </w:rPr>
         <w:drawing>
@@ -1532,7 +1323,7 @@
                     <pic:cNvPicPr/>
                   </pic:nvPicPr>
                   <pic:blipFill>
-                    <a:blip r:embed="rId13"/>
+                    <a:blip r:embed="rId11"/>
                     <a:stretch>
                       <a:fillRect/>
                     </a:stretch>
@@ -2488,6 +2279,12 @@
         <w:sectPr>
           <w:pgSz w:w="12240" w:h="15840"/>
           <w:pgMar w:top="1340" w:right="1440" w:bottom="280" w:left="1440" w:header="752" w:footer="0" w:gutter="0"/>
+          <w:pgBorders w:offsetFrom="page">
+            <w:top w:val="single" w:sz="4" w:space="24" w:color="auto"/>
+            <w:left w:val="single" w:sz="4" w:space="24" w:color="auto"/>
+            <w:bottom w:val="single" w:sz="4" w:space="24" w:color="auto"/>
+            <w:right w:val="single" w:sz="4" w:space="24" w:color="auto"/>
+          </w:pgBorders>
           <w:cols w:space="720"/>
         </w:sectPr>
       </w:pPr>
@@ -2640,6 +2437,12 @@
     <w:sectPr>
       <w:pgSz w:w="12240" w:h="15840"/>
       <w:pgMar w:top="1340" w:right="1440" w:bottom="280" w:left="1440" w:header="752" w:footer="0" w:gutter="0"/>
+      <w:pgBorders w:offsetFrom="page">
+        <w:top w:val="single" w:sz="4" w:space="24" w:color="auto"/>
+        <w:left w:val="single" w:sz="4" w:space="24" w:color="auto"/>
+        <w:bottom w:val="single" w:sz="4" w:space="24" w:color="auto"/>
+        <w:right w:val="single" w:sz="4" w:space="24" w:color="auto"/>
+      </w:pgBorders>
       <w:cols w:space="720"/>
     </w:sectPr>
   </w:body>
@@ -2686,18 +2489,6 @@
 
 <file path=word/header1.xml><?xml version="1.0" encoding="utf-8"?>
 <w:hdr xmlns:wpc="http://schemas.microsoft.com/office/word/2010/wordprocessingCanvas" xmlns:cx="http://schemas.microsoft.com/office/drawing/2014/chartex" xmlns:cx1="http://schemas.microsoft.com/office/drawing/2015/9/8/chartex" xmlns:cx2="http://schemas.microsoft.com/office/drawing/2015/10/21/chartex" xmlns:cx3="http://schemas.microsoft.com/office/drawing/2016/5/9/chartex" xmlns:cx4="http://schemas.microsoft.com/office/drawing/2016/5/10/chartex" xmlns:cx5="http://schemas.microsoft.com/office/drawing/2016/5/11/chartex" xmlns:cx6="http://schemas.microsoft.com/office/drawing/2016/5/12/chartex" xmlns:cx7="http://schemas.microsoft.com/office/drawing/2016/5/13/chartex" xmlns:cx8="http://schemas.microsoft.com/office/drawing/2016/5/14/chartex" xmlns:mc="http://schemas.openxmlformats.org/markup-compatibility/2006" xmlns:aink="http://schemas.microsoft.com/office/drawing/2016/ink" xmlns:am3d="http://schemas.microsoft.com/office/drawing/2017/model3d" xmlns:o="urn:schemas-microsoft-com:office:office" xmlns:oel="http://schemas.microsoft.com/office/2019/extlst" xmlns:r="http://schemas.openxmlformats.org/officeDocument/2006/relationships" xmlns:m="http://schemas.openxmlformats.org/officeDocument/2006/math" xmlns:v="urn:schemas-microsoft-com:vml" xmlns:wp14="http://schemas.microsoft.com/office/word/2010/wordprocessingDrawing" xmlns:wp="http://schemas.openxmlformats.org/drawingml/2006/wordprocessingDrawing" xmlns:w10="urn:schemas-microsoft-com:office:word" xmlns:w="http://schemas.openxmlformats.org/wordprocessingml/2006/main" xmlns:w14="http://schemas.microsoft.com/office/word/2010/wordml" xmlns:w15="http://schemas.microsoft.com/office/word/2012/wordml" xmlns:w16cex="http://schemas.microsoft.com/office/word/2018/wordml/cex" xmlns:w16cid="http://schemas.microsoft.com/office/word/2016/wordml/cid" xmlns:w16="http://schemas.microsoft.com/office/word/2018/wordml" xmlns:w16du="http://schemas.microsoft.com/office/word/2023/wordml/word16du" xmlns:w16sdtdh="http://schemas.microsoft.com/office/word/2020/wordml/sdtdatahash" xmlns:w16sdtfl="http://schemas.microsoft.com/office/word/2024/wordml/sdtformatlock" xmlns:w16se="http://schemas.microsoft.com/office/word/2015/wordml/symex" xmlns:wpg="http://schemas.microsoft.com/office/word/2010/wordprocessingGroup" xmlns:wpi="http://schemas.microsoft.com/office/word/2010/wordprocessingInk" xmlns:wne="http://schemas.microsoft.com/office/word/2006/wordml" xmlns:wps="http://schemas.microsoft.com/office/word/2010/wordprocessingShape" mc:Ignorable="w14 w15 w16se w16cid w16 w16cex w16sdtdh w16sdtfl w16du wp14">
-  <w:p>
-    <w:pPr>
-      <w:spacing w:line="245" w:lineRule="exact"/>
-      <w:ind w:left="20"/>
-    </w:pPr>
-    <w:r>
-      <w:rPr>
-        <w:spacing w:val="-2"/>
-      </w:rPr>
-      <w:t>CSUC 201</w:t>
-    </w:r>
-  </w:p>
   <w:p>
     <w:pPr>
       <w:pStyle w:val="BodyText"/>
@@ -2714,10 +2505,10 @@
       <mc:AlternateContent>
         <mc:Choice Requires="wps">
           <w:drawing>
-            <wp:anchor distT="0" distB="0" distL="0" distR="0" simplePos="0" relativeHeight="487538688" behindDoc="1" locked="0" layoutInCell="1" allowOverlap="1" wp14:anchorId="3E1A7E3B" wp14:editId="25FF5695">
+            <wp:anchor distT="0" distB="0" distL="0" distR="0" simplePos="0" relativeHeight="251658240" behindDoc="1" locked="0" layoutInCell="1" allowOverlap="1" wp14:anchorId="3E1A7E3B" wp14:editId="13064D00">
               <wp:simplePos x="0" y="0"/>
               <wp:positionH relativeFrom="page">
-                <wp:posOffset>6807200</wp:posOffset>
+                <wp:posOffset>574040</wp:posOffset>
               </wp:positionH>
               <wp:positionV relativeFrom="page">
                 <wp:posOffset>464185</wp:posOffset>
@@ -2750,6 +2541,7 @@
                           <w:pPr>
                             <w:spacing w:line="245" w:lineRule="exact"/>
                             <w:ind w:left="20"/>
+                            <w:jc w:val="both"/>
                           </w:pPr>
                           <w:r>
                             <w:rPr>
@@ -2781,13 +2573,14 @@
               <v:stroke joinstyle="miter"/>
               <v:path gradientshapeok="t" o:connecttype="rect"/>
             </v:shapetype>
-            <v:shape id="Textbox 1" o:spid="_x0000_s1026" type="#_x0000_t202" style="position:absolute;margin-left:536pt;margin-top:36.55pt;width:44.55pt;height:13.05pt;z-index:-15777792;visibility:visible;mso-wrap-style:square;mso-wrap-distance-left:0;mso-wrap-distance-top:0;mso-wrap-distance-right:0;mso-wrap-distance-bottom:0;mso-position-horizontal:absolute;mso-position-horizontal-relative:page;mso-position-vertical:absolute;mso-position-vertical-relative:page;v-text-anchor:top" o:gfxdata="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" filled="f" stroked="f">
+            <v:shape id="Textbox 1" o:spid="_x0000_s1026" type="#_x0000_t202" style="position:absolute;margin-left:45.2pt;margin-top:36.55pt;width:44.55pt;height:13.05pt;z-index:-251658240;visibility:visible;mso-wrap-style:square;mso-wrap-distance-left:0;mso-wrap-distance-top:0;mso-wrap-distance-right:0;mso-wrap-distance-bottom:0;mso-position-horizontal:absolute;mso-position-horizontal-relative:page;mso-position-vertical:absolute;mso-position-vertical-relative:page;v-text-anchor:top" o:gfxdata="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" filled="f" stroked="f">
               <v:textbox inset="0,0,0,0">
                 <w:txbxContent>
                   <w:p>
                     <w:pPr>
                       <w:spacing w:line="245" w:lineRule="exact"/>
                       <w:ind w:left="20"/>
+                      <w:jc w:val="both"/>
                     </w:pPr>
                     <w:r>
                       <w:rPr>
